--- a/CUWebinars.Web/App_Data/mergeTemplates/OrderSubmitted_PreEventForCD.docx
+++ b/CUWebinars.Web/App_Data/mergeTemplates/OrderSubmitted_PreEventForCD.docx
@@ -526,194 +526,173 @@
             <w:r>
               <w:t xml:space="preserve">Dear </w:t>
             </w:r>
-            <w:r>
-              <w:fldChar w:fldCharType="begin"/>
-            </w:r>
-            <w:r>
-              <w:instrText xml:space="preserve"> MERGEFIELD  FirstName  \* MERGEFORMAT </w:instrText>
-            </w:r>
-            <w:r>
-              <w:fldChar w:fldCharType="separate"/>
-            </w:r>
-            <w:r>
-              <w:rPr>
-                <w:noProof/>
-              </w:rPr>
-              <w:t>«FirstName»</w:t>
-            </w:r>
-            <w:r>
-              <w:rPr>
-                <w:noProof/>
-              </w:rPr>
-              <w:fldChar w:fldCharType="end"/>
-            </w:r>
-            <w:r>
-              <w:t>,</w:t>
-            </w:r>
-          </w:p>
-          <w:p/>
-          <w:p>
-            <w:r>
-              <w:t>Thank</w:t>
-            </w:r>
-            <w:r>
-              <w:t xml:space="preserve"> you</w:t>
-            </w:r>
-            <w:r>
-              <w:t xml:space="preserve"> for your</w:t>
-            </w:r>
-            <w:r>
-              <w:t xml:space="preserve"> </w:t>
-            </w:r>
-            <w:r>
-              <w:t xml:space="preserve">order </w:t>
-            </w:r>
-            <w:r>
-              <w:t>for</w:t>
-            </w:r>
-            <w:r>
-              <w:t xml:space="preserve"> the</w:t>
-            </w:r>
-            <w:r>
-              <w:t xml:space="preserve"> recording of</w:t>
-            </w:r>
-            <w:r>
-              <w:t xml:space="preserve"> </w:t>
-            </w:r>
-            <w:bookmarkStart w:id="1" w:name="OLE_LINK1"/>
-            <w:bookmarkStart w:id="2" w:name="OLE_LINK2"/>
-            <w:bookmarkStart w:id="3" w:name="OLE_LINK3"/>
-            <w:r>
-              <w:rPr>
-                <w:i/>
-              </w:rPr>
-              <w:fldChar w:fldCharType="begin"/>
-            </w:r>
-            <w:r>
-              <w:rPr>
-                <w:i/>
-              </w:rPr>
-              <w:instrText xml:space="preserve"> MERGEFIELD  WebinarTitle  \* MERGEFORMAT </w:instrText>
-            </w:r>
-            <w:r>
-              <w:rPr>
-                <w:i/>
-              </w:rPr>
-              <w:fldChar w:fldCharType="separate"/>
-            </w:r>
-            <w:r>
-              <w:rPr>
-                <w:i/>
-                <w:noProof/>
-              </w:rPr>
-              <w:t>«WebinarTitle»</w:t>
-            </w:r>
-            <w:r>
-              <w:rPr>
-                <w:i/>
-              </w:rPr>
-              <w:fldChar w:fldCharType="end"/>
-            </w:r>
-            <w:bookmarkEnd w:id="1"/>
-            <w:bookmarkEnd w:id="2"/>
-            <w:bookmarkEnd w:id="3"/>
-            <w:r>
-              <w:t>!</w:t>
-            </w:r>
-            <w:r>
-              <w:t xml:space="preserve"> </w:t>
-            </w:r>
-            <w:r>
-              <w:rPr>
-                <w:rFonts w:ascii="Calibri" w:hAnsi="Calibri"/>
-              </w:rPr>
-              <w:t>Your</w:t>
-            </w:r>
-            <w:r>
-              <w:rPr>
-                <w:rFonts w:ascii="Calibri" w:hAnsi="Calibri"/>
-              </w:rPr>
-              <w:t xml:space="preserve"> CD-ROM will ship</w:t>
-            </w:r>
-            <w:r>
-              <w:rPr>
-                <w:rFonts w:ascii="Calibri" w:hAnsi="Calibri"/>
-              </w:rPr>
-              <w:t xml:space="preserve"> 5-7 business days</w:t>
-            </w:r>
-            <w:r>
-              <w:rPr>
-                <w:rFonts w:ascii="Calibri" w:hAnsi="Calibri"/>
-              </w:rPr>
-              <w:t xml:space="preserve"> following the webinar</w:t>
-            </w:r>
-            <w:r>
-              <w:rPr>
-                <w:rFonts w:ascii="Calibri" w:hAnsi="Calibri"/>
-              </w:rPr>
-              <w:t xml:space="preserve">. Your registration also includes online access to the recording and handouts for six (6) months. </w:t>
-            </w:r>
-            <w:r>
-              <w:t xml:space="preserve">Watch your email for a </w:t>
-            </w:r>
-            <w:r>
-              <w:t>notification with complete playback details as soon as the recording is posted.</w:t>
-            </w:r>
-          </w:p>
-          <w:p/>
-          <w:p>
-            <w:r>
-              <w:rPr>
-                <w:noProof/>
-              </w:rPr>
-              <w:t xml:space="preserve">If you would like to update your order to include </w:t>
-            </w:r>
-            <w:bookmarkStart w:id="4" w:name="_GoBack"/>
-            <w:bookmarkEnd w:id="4"/>
-            <w:r>
-              <w:rPr>
-                <w:noProof/>
-              </w:rPr>
-              <w:t>the live event, please</w:t>
-            </w:r>
-            <w:r>
-              <w:rPr>
-                <w:noProof/>
-              </w:rPr>
-              <w:t xml:space="preserve"> visit our </w:t>
-            </w:r>
-            <w:r>
-              <w:fldChar w:fldCharType="begin"/>
-            </w:r>
-            <w:r>
-              <w:instrText xml:space="preserve"> MERGEFIELD  UpdateOrderPage  \* MERGEFORMAT </w:instrText>
-            </w:r>
-            <w:r>
-              <w:fldChar w:fldCharType="separate"/>
-            </w:r>
-            <w:r>
-              <w:rPr>
-                <w:noProof/>
-              </w:rPr>
-              <w:t>«UpdateOrderPage»</w:t>
-            </w:r>
-            <w:r>
-              <w:rPr>
-                <w:noProof/>
-              </w:rPr>
-              <w:fldChar w:fldCharType="end"/>
-            </w:r>
-          </w:p>
-          <w:p/>
-          <w:p>
-            <w:fldSimple w:instr=" MERGEFIELD  PaymentCaption  \* MERGEFORMAT ">
+            <w:fldSimple w:instr=" MERGEFIELD  FirstName  \* MERGEFORMAT ">
               <w:r>
                 <w:rPr>
                   <w:noProof/>
                 </w:rPr>
-                <w:t>«PaymentCaption»</w:t>
+                <w:t>«FirstName»</w:t>
               </w:r>
             </w:fldSimple>
+            <w:r>
+              <w:t>,</w:t>
+            </w:r>
+          </w:p>
+          <w:p/>
+          <w:p>
+            <w:r>
+              <w:t>Thank</w:t>
+            </w:r>
+            <w:r>
+              <w:t xml:space="preserve"> you</w:t>
+            </w:r>
+            <w:r>
+              <w:t xml:space="preserve"> for your</w:t>
+            </w:r>
+            <w:r>
+              <w:t xml:space="preserve"> </w:t>
+            </w:r>
+            <w:r>
+              <w:t xml:space="preserve">order </w:t>
+            </w:r>
+            <w:r>
+              <w:t>for</w:t>
+            </w:r>
+            <w:r>
+              <w:t xml:space="preserve"> the</w:t>
+            </w:r>
+            <w:r>
+              <w:t xml:space="preserve"> recording of</w:t>
+            </w:r>
+            <w:r>
+              <w:t xml:space="preserve"> </w:t>
+            </w:r>
+            <w:bookmarkStart w:id="1" w:name="OLE_LINK1"/>
+            <w:bookmarkStart w:id="2" w:name="OLE_LINK2"/>
+            <w:bookmarkStart w:id="3" w:name="OLE_LINK3"/>
+            <w:r>
+              <w:rPr>
+                <w:i/>
+              </w:rPr>
+              <w:fldChar w:fldCharType="begin"/>
+            </w:r>
+            <w:r>
+              <w:rPr>
+                <w:i/>
+              </w:rPr>
+              <w:instrText xml:space="preserve"> MERGEFIELD  WebinarTitle  \* MERGEFORMAT </w:instrText>
+            </w:r>
+            <w:r>
+              <w:rPr>
+                <w:i/>
+              </w:rPr>
+              <w:fldChar w:fldCharType="separate"/>
+            </w:r>
+            <w:r>
+              <w:rPr>
+                <w:i/>
+                <w:noProof/>
+              </w:rPr>
+              <w:t>«WebinarTitle»</w:t>
+            </w:r>
+            <w:r>
+              <w:rPr>
+                <w:i/>
+              </w:rPr>
+              <w:fldChar w:fldCharType="end"/>
+            </w:r>
+            <w:bookmarkEnd w:id="1"/>
+            <w:bookmarkEnd w:id="2"/>
+            <w:bookmarkEnd w:id="3"/>
+            <w:r>
+              <w:t>!</w:t>
+            </w:r>
+            <w:r>
+              <w:t xml:space="preserve"> </w:t>
+            </w:r>
+            <w:r>
+              <w:rPr>
+                <w:rFonts w:ascii="Calibri" w:hAnsi="Calibri"/>
+              </w:rPr>
+              <w:t>Your</w:t>
+            </w:r>
+            <w:r>
+              <w:rPr>
+                <w:rFonts w:ascii="Calibri" w:hAnsi="Calibri"/>
+              </w:rPr>
+              <w:t xml:space="preserve"> CD-ROM will ship</w:t>
+            </w:r>
+            <w:r>
+              <w:rPr>
+                <w:rFonts w:ascii="Calibri" w:hAnsi="Calibri"/>
+              </w:rPr>
+              <w:t xml:space="preserve"> 5-7 business days</w:t>
+            </w:r>
+            <w:r>
+              <w:rPr>
+                <w:rFonts w:ascii="Calibri" w:hAnsi="Calibri"/>
+              </w:rPr>
+              <w:t xml:space="preserve"> following the webinar</w:t>
+            </w:r>
+            <w:r>
+              <w:rPr>
+                <w:rFonts w:ascii="Calibri" w:hAnsi="Calibri"/>
+              </w:rPr>
+              <w:t xml:space="preserve">. Your registration also includes online access to the recording and handouts for six (6) months. </w:t>
+            </w:r>
+            <w:r>
+              <w:t xml:space="preserve">Watch your email for a </w:t>
+            </w:r>
+            <w:r>
+              <w:t>notification with complete playback details as soon as the recording is posted.</w:t>
+            </w:r>
+          </w:p>
+          <w:p/>
+          <w:p>
+            <w:r>
+              <w:rPr>
+                <w:noProof/>
+              </w:rPr>
+              <w:t>If you would like to update your order to include the live event, please</w:t>
+            </w:r>
+            <w:r>
+              <w:rPr>
+                <w:noProof/>
+              </w:rPr>
+              <w:t xml:space="preserve"> visit our </w:t>
+            </w:r>
+            <w:fldSimple w:instr=" MERGEFIELD  UpdateOrderPage  \* MERGEFORMAT ">
+              <w:r>
+                <w:rPr>
+                  <w:noProof/>
+                </w:rPr>
+                <w:t>«UpdateOrderPage»</w:t>
+              </w:r>
+            </w:fldSimple>
+          </w:p>
+          <w:p/>
+          <w:p>
+            <w:r>
+              <w:fldChar w:fldCharType="begin"/>
+            </w:r>
+            <w:r>
+              <w:instrText xml:space="preserve"> MERGEFIELD  PaymentCaption  \* MERGEFORMAT </w:instrText>
+            </w:r>
+            <w:r>
+              <w:fldChar w:fldCharType="separate"/>
+            </w:r>
+            <w:r>
+              <w:rPr>
+                <w:noProof/>
+              </w:rPr>
+              <w:t>«PaymentCaption»</w:t>
+            </w:r>
+            <w:r>
+              <w:rPr>
+                <w:noProof/>
+              </w:rPr>
+              <w:fldChar w:fldCharType="end"/>
+            </w:r>
           </w:p>
           <w:p>
             <w:pPr>
@@ -783,8 +762,8 @@
                     <w:tblLook w:val="04A0" w:firstRow="1" w:lastRow="0" w:firstColumn="1" w:lastColumn="0" w:noHBand="0" w:noVBand="1"/>
                   </w:tblPr>
                   <w:tblGrid>
-                    <w:gridCol w:w="4191"/>
-                    <w:gridCol w:w="4202"/>
+                    <w:gridCol w:w="4296"/>
+                    <w:gridCol w:w="4297"/>
                   </w:tblGrid>
                   <w:tr>
                     <w:tc>
@@ -863,51 +842,16 @@
                         <w:pPr>
                           <w:jc w:val="center"/>
                           <w:rPr>
-                            <w:rFonts w:eastAsia="Times New Roman" w:cs="Times New Roman"/>
                             <w:sz w:val="18"/>
                             <w:szCs w:val="18"/>
                           </w:rPr>
                         </w:pPr>
                         <w:r>
                           <w:rPr>
-                            <w:rFonts w:eastAsia="Times New Roman" w:cs="Times New Roman"/>
                             <w:sz w:val="18"/>
                             <w:szCs w:val="18"/>
                           </w:rPr>
-                          <w:fldChar w:fldCharType="begin"/>
-                        </w:r>
-                        <w:r>
-                          <w:rPr>
-                            <w:rFonts w:eastAsia="Times New Roman" w:cs="Times New Roman"/>
-                            <w:sz w:val="18"/>
-                            <w:szCs w:val="18"/>
-                          </w:rPr>
-                          <w:instrText xml:space="preserve"> MERGEFIELD  SupportEmail  \* MERGEFORMAT </w:instrText>
-                        </w:r>
-                        <w:r>
-                          <w:rPr>
-                            <w:rFonts w:eastAsia="Times New Roman" w:cs="Times New Roman"/>
-                            <w:sz w:val="18"/>
-                            <w:szCs w:val="18"/>
-                          </w:rPr>
-                          <w:fldChar w:fldCharType="separate"/>
-                        </w:r>
-                        <w:r>
-                          <w:rPr>
-                            <w:rFonts w:eastAsia="Times New Roman" w:cs="Times New Roman"/>
-                            <w:noProof/>
-                            <w:sz w:val="18"/>
-                            <w:szCs w:val="18"/>
-                          </w:rPr>
-                          <w:t>«SupportEmail»</w:t>
-                        </w:r>
-                        <w:r>
-                          <w:rPr>
-                            <w:rFonts w:eastAsia="Times New Roman" w:cs="Times New Roman"/>
-                            <w:sz w:val="18"/>
-                            <w:szCs w:val="18"/>
-                          </w:rPr>
-                          <w:fldChar w:fldCharType="end"/>
+                          <w:t>info@ttstrain.com</w:t>
                         </w:r>
                       </w:p>
                       <w:p>
@@ -1015,6 +959,8 @@
           </w:tcPr>
           <w:p/>
         </w:tc>
+        <w:bookmarkStart w:id="4" w:name="_GoBack"/>
+        <w:bookmarkEnd w:id="4"/>
       </w:tr>
       <w:tr>
         <w:tc>
@@ -1805,7 +1751,7 @@
 </file>
 
 <file path=customXml/itemProps1.xml><?xml version="1.0" encoding="utf-8"?>
-<ds:datastoreItem xmlns:ds="http://schemas.openxmlformats.org/officeDocument/2006/customXml" ds:itemID="{F64CE9FD-3550-4391-9B08-32F739514239}">
+<ds:datastoreItem xmlns:ds="http://schemas.openxmlformats.org/officeDocument/2006/customXml" ds:itemID="{7779101D-5F6A-4DE0-B9E1-B4F0B424BD9F}">
   <ds:schemaRefs>
     <ds:schemaRef ds:uri="http://schemas.openxmlformats.org/officeDocument/2006/bibliography"/>
   </ds:schemaRefs>

--- a/CUWebinars.Web/App_Data/mergeTemplates/OrderSubmitted_PreEventForCD.docx
+++ b/CUWebinars.Web/App_Data/mergeTemplates/OrderSubmitted_PreEventForCD.docx
@@ -17,17 +17,18 @@
         <w:tblLook w:val="04A0" w:firstRow="1" w:lastRow="0" w:firstColumn="1" w:lastColumn="0" w:noHBand="0" w:noVBand="1"/>
       </w:tblPr>
       <w:tblGrid>
-        <w:gridCol w:w="265"/>
-        <w:gridCol w:w="6305"/>
+        <w:gridCol w:w="260"/>
+        <w:gridCol w:w="4420"/>
+        <w:gridCol w:w="1585"/>
         <w:gridCol w:w="2835"/>
-        <w:gridCol w:w="265"/>
+        <w:gridCol w:w="260"/>
       </w:tblGrid>
       <w:tr>
         <w:tc>
           <w:tcPr>
-            <w:tcW w:w="9351" w:type="dxa"/>
-            <w:gridSpan w:val="4"/>
-            <w:shd w:val="clear" w:color="auto" w:fill="4D677F"/>
+            <w:tcW w:w="9360" w:type="dxa"/>
+            <w:gridSpan w:val="5"/>
+            <w:shd w:val="clear" w:color="auto" w:fill="3E67B1"/>
           </w:tcPr>
           <w:p>
             <w:pPr>
@@ -38,34 +39,10 @@
             </w:pPr>
             <w:r>
               <w:rPr>
-                <w:i/>
-              </w:rPr>
-              <w:fldChar w:fldCharType="begin"/>
-            </w:r>
-            <w:r>
-              <w:rPr>
-                <w:i/>
-              </w:rPr>
-              <w:instrText xml:space="preserve"> MERGEFIELD  MessageHeading  \* MERGEFORMAT </w:instrText>
-            </w:r>
-            <w:r>
-              <w:rPr>
-                <w:i/>
-              </w:rPr>
-              <w:fldChar w:fldCharType="separate"/>
-            </w:r>
-            <w:r>
-              <w:rPr>
-                <w:i/>
-                <w:noProof/>
-              </w:rPr>
-              <w:t>«MessageHeading»</w:t>
-            </w:r>
-            <w:r>
-              <w:rPr>
-                <w:i/>
-              </w:rPr>
-              <w:fldChar w:fldCharType="end"/>
+                <w:b/>
+                <w:color w:val="FFFFFF" w:themeColor="background1"/>
+              </w:rPr>
+              <w:t>Your registration is Submitted!</w:t>
             </w:r>
           </w:p>
         </w:tc>
@@ -73,58 +50,47 @@
       <w:tr>
         <w:tc>
           <w:tcPr>
-            <w:tcW w:w="265" w:type="dxa"/>
+            <w:tcW w:w="260" w:type="dxa"/>
             <w:tcBorders>
               <w:right w:val="single" w:sz="4" w:space="0" w:color="000000"/>
             </w:tcBorders>
-            <w:shd w:val="clear" w:color="auto" w:fill="4D677F"/>
+            <w:shd w:val="clear" w:color="auto" w:fill="3E67B1"/>
           </w:tcPr>
           <w:p/>
         </w:tc>
         <w:tc>
           <w:tcPr>
-            <w:tcW w:w="6305" w:type="dxa"/>
+            <w:tcW w:w="6005" w:type="dxa"/>
+            <w:gridSpan w:val="2"/>
             <w:tcBorders>
               <w:top w:val="single" w:sz="4" w:space="0" w:color="000000"/>
               <w:left w:val="single" w:sz="4" w:space="0" w:color="000000"/>
             </w:tcBorders>
-            <w:shd w:val="clear" w:color="auto" w:fill="4B5966"/>
+            <w:shd w:val="clear" w:color="auto" w:fill="F3F5F8"/>
           </w:tcPr>
           <w:p>
             <w:pPr>
+              <w:tabs>
+                <w:tab w:val="left" w:pos="3372"/>
+              </w:tabs>
+            </w:pPr>
+            <w:r>
               <w:rPr>
                 <w:noProof/>
               </w:rPr>
-            </w:pPr>
-            <w:bookmarkStart w:id="0" w:name="OLE_LINK6"/>
-            <w:r>
-              <w:rPr>
-                <w:noProof/>
-              </w:rPr>
               <w:t>[logo]</w:t>
             </w:r>
           </w:p>
-          <w:bookmarkEnd w:id="0"/>
-          <w:p/>
-        </w:tc>
-        <w:tc>
-          <w:tcPr>
-            <w:tcW w:w="2516" w:type="dxa"/>
+        </w:tc>
+        <w:tc>
+          <w:tcPr>
+            <w:tcW w:w="2835" w:type="dxa"/>
             <w:tcBorders>
               <w:top w:val="single" w:sz="4" w:space="0" w:color="000000"/>
               <w:right w:val="single" w:sz="4" w:space="0" w:color="000000"/>
             </w:tcBorders>
-            <w:shd w:val="clear" w:color="auto" w:fill="B9C8D5"/>
-          </w:tcPr>
-          <w:p>
-            <w:pPr>
-              <w:rPr>
-                <w:color w:val="7F7F7F" w:themeColor="text1" w:themeTint="80"/>
-                <w:sz w:val="18"/>
-                <w:szCs w:val="18"/>
-              </w:rPr>
-            </w:pPr>
-          </w:p>
+            <w:shd w:val="clear" w:color="auto" w:fill="F3F5F8"/>
+          </w:tcPr>
           <w:tbl>
             <w:tblPr>
               <w:tblStyle w:val="TableGrid"/>
@@ -147,10 +113,15 @@
               <w:tc>
                 <w:tcPr>
                   <w:tcW w:w="1115" w:type="dxa"/>
+                  <w:tcBorders>
+                    <w:top w:val="nil"/>
+                    <w:left w:val="nil"/>
+                    <w:bottom w:val="nil"/>
+                    <w:right w:val="nil"/>
+                  </w:tcBorders>
                 </w:tcPr>
                 <w:p>
                   <w:pPr>
-                    <w:pStyle w:val="NoSpacing"/>
                     <w:jc w:val="right"/>
                     <w:rPr>
                       <w:noProof/>
@@ -172,10 +143,15 @@
               <w:tc>
                 <w:tcPr>
                   <w:tcW w:w="1504" w:type="dxa"/>
+                  <w:tcBorders>
+                    <w:top w:val="nil"/>
+                    <w:left w:val="nil"/>
+                    <w:bottom w:val="nil"/>
+                    <w:right w:val="nil"/>
+                  </w:tcBorders>
                 </w:tcPr>
                 <w:p>
                   <w:pPr>
-                    <w:pStyle w:val="NoSpacing"/>
                     <w:rPr>
                       <w:noProof/>
                       <w:sz w:val="18"/>
@@ -225,10 +201,15 @@
               <w:tc>
                 <w:tcPr>
                   <w:tcW w:w="1115" w:type="dxa"/>
+                  <w:tcBorders>
+                    <w:top w:val="nil"/>
+                    <w:left w:val="nil"/>
+                    <w:bottom w:val="nil"/>
+                    <w:right w:val="nil"/>
+                  </w:tcBorders>
                 </w:tcPr>
                 <w:p>
                   <w:pPr>
-                    <w:pStyle w:val="NoSpacing"/>
                     <w:jc w:val="right"/>
                     <w:rPr>
                       <w:color w:val="7F7F7F" w:themeColor="text1" w:themeTint="80"/>
@@ -236,6 +217,7 @@
                       <w:szCs w:val="18"/>
                     </w:rPr>
                   </w:pPr>
+                  <w:bookmarkStart w:id="0" w:name="_Hlk486160287"/>
                   <w:r>
                     <w:rPr>
                       <w:color w:val="7F7F7F" w:themeColor="text1" w:themeTint="80"/>
@@ -249,10 +231,15 @@
               <w:tc>
                 <w:tcPr>
                   <w:tcW w:w="1504" w:type="dxa"/>
+                  <w:tcBorders>
+                    <w:top w:val="nil"/>
+                    <w:left w:val="nil"/>
+                    <w:bottom w:val="nil"/>
+                    <w:right w:val="nil"/>
+                  </w:tcBorders>
                 </w:tcPr>
                 <w:p>
                   <w:pPr>
-                    <w:pStyle w:val="NoSpacing"/>
                     <w:rPr>
                       <w:sz w:val="18"/>
                       <w:szCs w:val="18"/>
@@ -286,6 +273,95 @@
                       <w:szCs w:val="18"/>
                     </w:rPr>
                     <w:t>«Total»</w:t>
+                  </w:r>
+                  <w:r>
+                    <w:rPr>
+                      <w:sz w:val="18"/>
+                      <w:szCs w:val="18"/>
+                    </w:rPr>
+                    <w:fldChar w:fldCharType="end"/>
+                  </w:r>
+                </w:p>
+              </w:tc>
+            </w:tr>
+            <w:bookmarkEnd w:id="0"/>
+            <w:tr>
+              <w:tc>
+                <w:tcPr>
+                  <w:tcW w:w="1115" w:type="dxa"/>
+                  <w:tcBorders>
+                    <w:top w:val="nil"/>
+                    <w:left w:val="nil"/>
+                    <w:bottom w:val="nil"/>
+                    <w:right w:val="nil"/>
+                  </w:tcBorders>
+                </w:tcPr>
+                <w:p>
+                  <w:pPr>
+                    <w:jc w:val="right"/>
+                    <w:rPr>
+                      <w:noProof/>
+                      <w:color w:val="7F7F7F" w:themeColor="text1" w:themeTint="80"/>
+                      <w:sz w:val="18"/>
+                      <w:szCs w:val="18"/>
+                    </w:rPr>
+                  </w:pPr>
+                  <w:r>
+                    <w:rPr>
+                      <w:color w:val="7F7F7F" w:themeColor="text1" w:themeTint="80"/>
+                      <w:sz w:val="18"/>
+                      <w:szCs w:val="18"/>
+                    </w:rPr>
+                    <w:t>Attendance:</w:t>
+                  </w:r>
+                </w:p>
+              </w:tc>
+              <w:tc>
+                <w:tcPr>
+                  <w:tcW w:w="1504" w:type="dxa"/>
+                  <w:tcBorders>
+                    <w:top w:val="nil"/>
+                    <w:left w:val="nil"/>
+                    <w:bottom w:val="nil"/>
+                    <w:right w:val="nil"/>
+                  </w:tcBorders>
+                </w:tcPr>
+                <w:p>
+                  <w:pPr>
+                    <w:rPr>
+                      <w:noProof/>
+                      <w:sz w:val="18"/>
+                      <w:szCs w:val="18"/>
+                    </w:rPr>
+                  </w:pPr>
+                  <w:r>
+                    <w:rPr>
+                      <w:sz w:val="18"/>
+                      <w:szCs w:val="18"/>
+                    </w:rPr>
+                    <w:fldChar w:fldCharType="begin"/>
+                  </w:r>
+                  <w:r>
+                    <w:rPr>
+                      <w:sz w:val="18"/>
+                      <w:szCs w:val="18"/>
+                    </w:rPr>
+                    <w:instrText xml:space="preserve"> MERGEFIELD  AttendType  \* MERGEFORMAT </w:instrText>
+                  </w:r>
+                  <w:r>
+                    <w:rPr>
+                      <w:sz w:val="18"/>
+                      <w:szCs w:val="18"/>
+                    </w:rPr>
+                    <w:fldChar w:fldCharType="separate"/>
+                  </w:r>
+                  <w:r>
+                    <w:rPr>
+                      <w:noProof/>
+                      <w:sz w:val="18"/>
+                      <w:szCs w:val="18"/>
+                    </w:rPr>
+                    <w:t>«AttendType»</w:t>
                   </w:r>
                   <w:r>
                     <w:rPr>
@@ -301,10 +377,15 @@
               <w:tc>
                 <w:tcPr>
                   <w:tcW w:w="1115" w:type="dxa"/>
+                  <w:tcBorders>
+                    <w:top w:val="nil"/>
+                    <w:left w:val="nil"/>
+                    <w:bottom w:val="nil"/>
+                    <w:right w:val="nil"/>
+                  </w:tcBorders>
                 </w:tcPr>
                 <w:p>
                   <w:pPr>
-                    <w:pStyle w:val="NoSpacing"/>
                     <w:jc w:val="right"/>
                     <w:rPr>
                       <w:noProof/>
@@ -319,95 +400,22 @@
                       <w:sz w:val="18"/>
                       <w:szCs w:val="18"/>
                     </w:rPr>
-                    <w:t>Attendance:</w:t>
+                    <w:t>Status:</w:t>
                   </w:r>
                 </w:p>
               </w:tc>
               <w:tc>
                 <w:tcPr>
                   <w:tcW w:w="1504" w:type="dxa"/>
+                  <w:tcBorders>
+                    <w:top w:val="nil"/>
+                    <w:left w:val="nil"/>
+                    <w:bottom w:val="nil"/>
+                    <w:right w:val="nil"/>
+                  </w:tcBorders>
                 </w:tcPr>
                 <w:p>
                   <w:pPr>
-                    <w:pStyle w:val="NoSpacing"/>
-                    <w:rPr>
-                      <w:noProof/>
-                      <w:sz w:val="18"/>
-                      <w:szCs w:val="18"/>
-                    </w:rPr>
-                  </w:pPr>
-                  <w:r>
-                    <w:rPr>
-                      <w:sz w:val="18"/>
-                      <w:szCs w:val="18"/>
-                    </w:rPr>
-                    <w:fldChar w:fldCharType="begin"/>
-                  </w:r>
-                  <w:r>
-                    <w:rPr>
-                      <w:sz w:val="18"/>
-                      <w:szCs w:val="18"/>
-                    </w:rPr>
-                    <w:instrText xml:space="preserve"> MERGEFIELD  AttendType  \* MERGEFORMAT </w:instrText>
-                  </w:r>
-                  <w:r>
-                    <w:rPr>
-                      <w:sz w:val="18"/>
-                      <w:szCs w:val="18"/>
-                    </w:rPr>
-                    <w:fldChar w:fldCharType="separate"/>
-                  </w:r>
-                  <w:r>
-                    <w:rPr>
-                      <w:noProof/>
-                      <w:sz w:val="18"/>
-                      <w:szCs w:val="18"/>
-                    </w:rPr>
-                    <w:t>«AttendType»</w:t>
-                  </w:r>
-                  <w:r>
-                    <w:rPr>
-                      <w:sz w:val="18"/>
-                      <w:szCs w:val="18"/>
-                    </w:rPr>
-                    <w:fldChar w:fldCharType="end"/>
-                  </w:r>
-                </w:p>
-              </w:tc>
-            </w:tr>
-            <w:tr>
-              <w:tc>
-                <w:tcPr>
-                  <w:tcW w:w="1115" w:type="dxa"/>
-                </w:tcPr>
-                <w:p>
-                  <w:pPr>
-                    <w:pStyle w:val="NoSpacing"/>
-                    <w:jc w:val="right"/>
-                    <w:rPr>
-                      <w:noProof/>
-                      <w:color w:val="7F7F7F" w:themeColor="text1" w:themeTint="80"/>
-                      <w:sz w:val="18"/>
-                      <w:szCs w:val="18"/>
-                    </w:rPr>
-                  </w:pPr>
-                  <w:r>
-                    <w:rPr>
-                      <w:color w:val="7F7F7F" w:themeColor="text1" w:themeTint="80"/>
-                      <w:sz w:val="18"/>
-                      <w:szCs w:val="18"/>
-                    </w:rPr>
-                    <w:t>Status:</w:t>
-                  </w:r>
-                </w:p>
-              </w:tc>
-              <w:tc>
-                <w:tcPr>
-                  <w:tcW w:w="1504" w:type="dxa"/>
-                </w:tcPr>
-                <w:p>
-                  <w:pPr>
-                    <w:pStyle w:val="NoSpacing"/>
                     <w:rPr>
                       <w:noProof/>
                       <w:sz w:val="18"/>
@@ -458,138 +466,168 @@
         </w:tc>
         <w:tc>
           <w:tcPr>
-            <w:tcW w:w="265" w:type="dxa"/>
+            <w:tcW w:w="260" w:type="dxa"/>
             <w:tcBorders>
               <w:left w:val="single" w:sz="4" w:space="0" w:color="000000"/>
             </w:tcBorders>
-            <w:shd w:val="clear" w:color="auto" w:fill="4D677F"/>
-          </w:tcPr>
+            <w:shd w:val="clear" w:color="auto" w:fill="3E67B1"/>
+          </w:tcPr>
+          <w:p/>
           <w:p/>
         </w:tc>
       </w:tr>
       <w:tr>
         <w:tc>
           <w:tcPr>
-            <w:tcW w:w="265" w:type="dxa"/>
+            <w:tcW w:w="260" w:type="dxa"/>
+            <w:shd w:val="clear" w:color="auto" w:fill="3E67B1"/>
+          </w:tcPr>
+          <w:p/>
+        </w:tc>
+        <w:tc>
+          <w:tcPr>
+            <w:tcW w:w="8840" w:type="dxa"/>
+            <w:gridSpan w:val="3"/>
+            <w:shd w:val="clear" w:color="auto" w:fill="3E67B1"/>
+          </w:tcPr>
+          <w:p/>
+        </w:tc>
+        <w:tc>
+          <w:tcPr>
+            <w:tcW w:w="260" w:type="dxa"/>
+            <w:tcBorders>
+              <w:left w:val="nil"/>
+            </w:tcBorders>
+            <w:shd w:val="clear" w:color="auto" w:fill="3E67B1"/>
+          </w:tcPr>
+          <w:p/>
+        </w:tc>
+      </w:tr>
+      <w:tr>
+        <w:tc>
+          <w:tcPr>
+            <w:tcW w:w="260" w:type="dxa"/>
             <w:tcBorders>
               <w:right w:val="single" w:sz="4" w:space="0" w:color="auto"/>
             </w:tcBorders>
-            <w:shd w:val="clear" w:color="auto" w:fill="4D677F"/>
+            <w:shd w:val="clear" w:color="auto" w:fill="3E67B1"/>
           </w:tcPr>
           <w:p/>
         </w:tc>
         <w:tc>
           <w:tcPr>
-            <w:tcW w:w="8821" w:type="dxa"/>
-            <w:gridSpan w:val="2"/>
-            <w:tcBorders>
-              <w:left w:val="single" w:sz="4" w:space="0" w:color="auto"/>
-              <w:right w:val="single" w:sz="4" w:space="0" w:color="auto"/>
-            </w:tcBorders>
-            <w:shd w:val="clear" w:color="auto" w:fill="000000" w:themeFill="text1"/>
-          </w:tcPr>
-          <w:p/>
-        </w:tc>
-        <w:tc>
-          <w:tcPr>
-            <w:tcW w:w="265" w:type="dxa"/>
-            <w:tcBorders>
-              <w:left w:val="single" w:sz="4" w:space="0" w:color="auto"/>
-            </w:tcBorders>
-            <w:shd w:val="clear" w:color="auto" w:fill="4D677F"/>
-          </w:tcPr>
-          <w:p/>
-        </w:tc>
-      </w:tr>
-      <w:tr>
-        <w:tc>
-          <w:tcPr>
-            <w:tcW w:w="265" w:type="dxa"/>
-            <w:tcBorders>
-              <w:right w:val="single" w:sz="4" w:space="0" w:color="auto"/>
-            </w:tcBorders>
-            <w:shd w:val="clear" w:color="auto" w:fill="4D677F"/>
-          </w:tcPr>
-          <w:p/>
-        </w:tc>
-        <w:tc>
-          <w:tcPr>
-            <w:tcW w:w="8821" w:type="dxa"/>
-            <w:gridSpan w:val="2"/>
+            <w:tcW w:w="8840" w:type="dxa"/>
+            <w:gridSpan w:val="3"/>
             <w:tcBorders>
               <w:left w:val="single" w:sz="4" w:space="0" w:color="auto"/>
               <w:right w:val="single" w:sz="6" w:space="0" w:color="auto"/>
             </w:tcBorders>
           </w:tcPr>
-          <w:p/>
           <w:p>
-            <w:r>
+            <w:pPr>
+              <w:ind w:left="532" w:hanging="540"/>
+            </w:pPr>
+          </w:p>
+          <w:p>
+            <w:pPr>
+              <w:rPr>
+                <w:rFonts w:eastAsia="Times New Roman" w:cs="Times New Roman"/>
+              </w:rPr>
+            </w:pPr>
+            <w:r>
+              <w:rPr>
+                <w:rFonts w:eastAsia="Times New Roman" w:cs="Times New Roman"/>
+              </w:rPr>
               <w:t xml:space="preserve">Dear </w:t>
             </w:r>
-            <w:fldSimple w:instr=" MERGEFIELD  FirstName  \* MERGEFORMAT ">
-              <w:r>
-                <w:rPr>
-                  <w:noProof/>
-                </w:rPr>
-                <w:t>«FirstName»</w:t>
-              </w:r>
-            </w:fldSimple>
-            <w:r>
+            <w:r>
+              <w:rPr>
+                <w:rFonts w:eastAsia="Times New Roman" w:cs="Times New Roman"/>
+                <w:noProof/>
+              </w:rPr>
+              <w:fldChar w:fldCharType="begin"/>
+            </w:r>
+            <w:r>
+              <w:rPr>
+                <w:rFonts w:eastAsia="Times New Roman" w:cs="Times New Roman"/>
+                <w:noProof/>
+              </w:rPr>
+              <w:instrText xml:space="preserve"> MERGEFIELD  FirstName  \* MERGEFORMAT </w:instrText>
+            </w:r>
+            <w:r>
+              <w:rPr>
+                <w:rFonts w:eastAsia="Times New Roman" w:cs="Times New Roman"/>
+                <w:noProof/>
+              </w:rPr>
+              <w:fldChar w:fldCharType="separate"/>
+            </w:r>
+            <w:r>
+              <w:rPr>
+                <w:rFonts w:eastAsia="Times New Roman" w:cs="Times New Roman"/>
+                <w:noProof/>
+              </w:rPr>
+              <w:t>«FirstName»</w:t>
+            </w:r>
+            <w:r>
+              <w:rPr>
+                <w:rFonts w:eastAsia="Times New Roman" w:cs="Times New Roman"/>
+                <w:noProof/>
+              </w:rPr>
+              <w:fldChar w:fldCharType="end"/>
+            </w:r>
+            <w:r>
+              <w:rPr>
+                <w:rFonts w:eastAsia="Times New Roman" w:cs="Times New Roman"/>
+              </w:rPr>
               <w:t>,</w:t>
             </w:r>
           </w:p>
-          <w:p/>
           <w:p>
-            <w:r>
-              <w:t>Thank</w:t>
-            </w:r>
-            <w:r>
-              <w:t xml:space="preserve"> you</w:t>
-            </w:r>
-            <w:r>
-              <w:t xml:space="preserve"> for your</w:t>
-            </w:r>
-            <w:r>
-              <w:t xml:space="preserve"> </w:t>
-            </w:r>
-            <w:r>
-              <w:t xml:space="preserve">order </w:t>
-            </w:r>
-            <w:r>
-              <w:t>for</w:t>
-            </w:r>
-            <w:r>
-              <w:t xml:space="preserve"> the</w:t>
-            </w:r>
-            <w:r>
-              <w:t xml:space="preserve"> recording of</w:t>
-            </w:r>
-            <w:r>
-              <w:t xml:space="preserve"> </w:t>
+            <w:pPr>
+              <w:rPr>
+                <w:rFonts w:eastAsia="Times New Roman" w:cs="Times New Roman"/>
+              </w:rPr>
+            </w:pPr>
+          </w:p>
+          <w:p>
+            <w:pPr>
+              <w:rPr>
+                <w:rFonts w:eastAsia="Times New Roman" w:cs="Times New Roman"/>
+              </w:rPr>
+            </w:pPr>
+            <w:r>
+              <w:rPr>
+                <w:rFonts w:eastAsia="Times New Roman" w:cs="Times New Roman"/>
+              </w:rPr>
+              <w:t xml:space="preserve">Thank you for your order for the recording of </w:t>
             </w:r>
             <w:bookmarkStart w:id="1" w:name="OLE_LINK1"/>
             <w:bookmarkStart w:id="2" w:name="OLE_LINK2"/>
             <w:bookmarkStart w:id="3" w:name="OLE_LINK3"/>
             <w:r>
               <w:rPr>
+                <w:rFonts w:eastAsia="Times New Roman" w:cs="Times New Roman"/>
                 <w:i/>
               </w:rPr>
               <w:fldChar w:fldCharType="begin"/>
             </w:r>
             <w:r>
               <w:rPr>
+                <w:rFonts w:eastAsia="Times New Roman" w:cs="Times New Roman"/>
                 <w:i/>
               </w:rPr>
               <w:instrText xml:space="preserve"> MERGEFIELD  WebinarTitle  \* MERGEFORMAT </w:instrText>
             </w:r>
             <w:r>
               <w:rPr>
+                <w:rFonts w:eastAsia="Times New Roman" w:cs="Times New Roman"/>
                 <w:i/>
               </w:rPr>
               <w:fldChar w:fldCharType="separate"/>
             </w:r>
             <w:r>
               <w:rPr>
+                <w:rFonts w:eastAsia="Times New Roman" w:cs="Times New Roman"/>
                 <w:i/>
                 <w:noProof/>
               </w:rPr>
@@ -597,6 +635,7 @@
             </w:r>
             <w:r>
               <w:rPr>
+                <w:rFonts w:eastAsia="Times New Roman" w:cs="Times New Roman"/>
                 <w:i/>
               </w:rPr>
               <w:fldChar w:fldCharType="end"/>
@@ -605,91 +644,121 @@
             <w:bookmarkEnd w:id="2"/>
             <w:bookmarkEnd w:id="3"/>
             <w:r>
-              <w:t>!</w:t>
-            </w:r>
-            <w:r>
-              <w:t xml:space="preserve"> </w:t>
-            </w:r>
-            <w:r>
-              <w:rPr>
-                <w:rFonts w:ascii="Calibri" w:hAnsi="Calibri"/>
-              </w:rPr>
-              <w:t>Your</w:t>
-            </w:r>
-            <w:r>
-              <w:rPr>
-                <w:rFonts w:ascii="Calibri" w:hAnsi="Calibri"/>
-              </w:rPr>
-              <w:t xml:space="preserve"> CD-ROM will ship</w:t>
-            </w:r>
-            <w:r>
-              <w:rPr>
-                <w:rFonts w:ascii="Calibri" w:hAnsi="Calibri"/>
-              </w:rPr>
-              <w:t xml:space="preserve"> 5-7 business days</w:t>
-            </w:r>
-            <w:r>
-              <w:rPr>
-                <w:rFonts w:ascii="Calibri" w:hAnsi="Calibri"/>
-              </w:rPr>
-              <w:t xml:space="preserve"> following the webinar</w:t>
-            </w:r>
-            <w:r>
-              <w:rPr>
-                <w:rFonts w:ascii="Calibri" w:hAnsi="Calibri"/>
-              </w:rPr>
-              <w:t xml:space="preserve">. Your registration also includes online access to the recording and handouts for six (6) months. </w:t>
-            </w:r>
-            <w:r>
-              <w:t xml:space="preserve">Watch your email for a </w:t>
-            </w:r>
-            <w:r>
-              <w:t>notification with complete playback details as soon as the recording is posted.</w:t>
+              <w:rPr>
+                <w:rFonts w:eastAsia="Times New Roman" w:cs="Times New Roman"/>
+              </w:rPr>
+              <w:t xml:space="preserve">! </w:t>
+            </w:r>
+            <w:r>
+              <w:rPr>
+                <w:rFonts w:ascii="Calibri" w:eastAsia="Times New Roman" w:hAnsi="Calibri" w:cs="Times New Roman"/>
+              </w:rPr>
+              <w:t xml:space="preserve">Your CD-ROM will ship 5-7 business days following the webinar. Your registration also includes online access to the recording and handouts for six (6) months. </w:t>
+            </w:r>
+            <w:r>
+              <w:rPr>
+                <w:rFonts w:eastAsia="Times New Roman" w:cs="Times New Roman"/>
+              </w:rPr>
+              <w:t>Watch your email for a notification with complete playback details as soon as the recording is posted.</w:t>
             </w:r>
           </w:p>
-          <w:p/>
           <w:p>
-            <w:r>
-              <w:rPr>
+            <w:pPr>
+              <w:rPr>
+                <w:rFonts w:eastAsia="Times New Roman" w:cs="Times New Roman"/>
+              </w:rPr>
+            </w:pPr>
+          </w:p>
+          <w:p>
+            <w:pPr>
+              <w:rPr>
+                <w:rFonts w:eastAsia="Times New Roman" w:cs="Times New Roman"/>
+              </w:rPr>
+            </w:pPr>
+            <w:r>
+              <w:rPr>
+                <w:rFonts w:eastAsia="Times New Roman" w:cs="Times New Roman"/>
                 <w:noProof/>
               </w:rPr>
-              <w:t>If you would like to update your order to include the live event, please</w:t>
-            </w:r>
-            <w:r>
-              <w:rPr>
+              <w:t xml:space="preserve">If you would like to update your order to include the live event, please visit our </w:t>
+            </w:r>
+            <w:r>
+              <w:rPr>
+                <w:rFonts w:eastAsia="Times New Roman" w:cs="Times New Roman"/>
                 <w:noProof/>
               </w:rPr>
-              <w:t xml:space="preserve"> visit our </w:t>
-            </w:r>
-            <w:fldSimple w:instr=" MERGEFIELD  UpdateOrderPage  \* MERGEFORMAT ">
-              <w:r>
-                <w:rPr>
-                  <w:noProof/>
-                </w:rPr>
-                <w:t>«UpdateOrderPage»</w:t>
-              </w:r>
-            </w:fldSimple>
+              <w:fldChar w:fldCharType="begin"/>
+            </w:r>
+            <w:r>
+              <w:rPr>
+                <w:rFonts w:eastAsia="Times New Roman" w:cs="Times New Roman"/>
+                <w:noProof/>
+              </w:rPr>
+              <w:instrText xml:space="preserve"> MERGEFIELD  UpdateOrderPage  \* MERGEFORMAT </w:instrText>
+            </w:r>
+            <w:r>
+              <w:rPr>
+                <w:rFonts w:eastAsia="Times New Roman" w:cs="Times New Roman"/>
+                <w:noProof/>
+              </w:rPr>
+              <w:fldChar w:fldCharType="separate"/>
+            </w:r>
+            <w:r>
+              <w:rPr>
+                <w:rFonts w:eastAsia="Times New Roman" w:cs="Times New Roman"/>
+                <w:noProof/>
+              </w:rPr>
+              <w:t>«UpdateOrderPage»</w:t>
+            </w:r>
+            <w:r>
+              <w:rPr>
+                <w:rFonts w:eastAsia="Times New Roman" w:cs="Times New Roman"/>
+                <w:noProof/>
+              </w:rPr>
+              <w:fldChar w:fldCharType="end"/>
+            </w:r>
           </w:p>
-          <w:p/>
           <w:p>
-            <w:r>
+            <w:pPr>
+              <w:rPr>
+                <w:rFonts w:eastAsia="Times New Roman" w:cs="Times New Roman"/>
+              </w:rPr>
+            </w:pPr>
+          </w:p>
+          <w:p>
+            <w:pPr>
+              <w:rPr>
+                <w:rFonts w:eastAsia="Times New Roman" w:cs="Times New Roman"/>
+              </w:rPr>
+            </w:pPr>
+            <w:r>
+              <w:rPr>
+                <w:rFonts w:eastAsia="Times New Roman" w:cs="Times New Roman"/>
+              </w:rPr>
               <w:fldChar w:fldCharType="begin"/>
             </w:r>
             <w:r>
+              <w:rPr>
+                <w:rFonts w:eastAsia="Times New Roman" w:cs="Times New Roman"/>
+              </w:rPr>
               <w:instrText xml:space="preserve"> MERGEFIELD  PaymentCaption  \* MERGEFORMAT </w:instrText>
             </w:r>
             <w:r>
+              <w:rPr>
+                <w:rFonts w:eastAsia="Times New Roman" w:cs="Times New Roman"/>
+              </w:rPr>
               <w:fldChar w:fldCharType="separate"/>
             </w:r>
             <w:r>
               <w:rPr>
+                <w:rFonts w:eastAsia="Times New Roman" w:cs="Times New Roman"/>
                 <w:noProof/>
               </w:rPr>
               <w:t>«PaymentCaption»</w:t>
             </w:r>
             <w:r>
               <w:rPr>
-                <w:noProof/>
+                <w:rFonts w:eastAsia="Times New Roman" w:cs="Times New Roman"/>
               </w:rPr>
               <w:fldChar w:fldCharType="end"/>
             </w:r>
@@ -698,15 +767,18 @@
             <w:pPr>
               <w:ind w:left="532" w:hanging="540"/>
             </w:pPr>
+            <w:bookmarkStart w:id="4" w:name="_GoBack"/>
+            <w:bookmarkEnd w:id="4"/>
           </w:p>
-        </w:tc>
-        <w:tc>
-          <w:tcPr>
-            <w:tcW w:w="265" w:type="dxa"/>
+          <w:p/>
+        </w:tc>
+        <w:tc>
+          <w:tcPr>
+            <w:tcW w:w="260" w:type="dxa"/>
             <w:tcBorders>
               <w:left w:val="single" w:sz="6" w:space="0" w:color="auto"/>
             </w:tcBorders>
-            <w:shd w:val="clear" w:color="auto" w:fill="4D677F"/>
+            <w:shd w:val="clear" w:color="auto" w:fill="3E67B1"/>
           </w:tcPr>
           <w:p/>
         </w:tc>
@@ -714,266 +786,229 @@
       <w:tr>
         <w:tc>
           <w:tcPr>
-            <w:tcW w:w="265" w:type="dxa"/>
-            <w:shd w:val="clear" w:color="auto" w:fill="4D677F"/>
+            <w:tcW w:w="260" w:type="dxa"/>
+            <w:shd w:val="clear" w:color="auto" w:fill="3E67B1"/>
           </w:tcPr>
           <w:p/>
-        </w:tc>
-        <w:tc>
-          <w:tcPr>
-            <w:tcW w:w="8821" w:type="dxa"/>
+          <w:p/>
+        </w:tc>
+        <w:tc>
+          <w:tcPr>
+            <w:tcW w:w="4420" w:type="dxa"/>
+            <w:shd w:val="clear" w:color="auto" w:fill="243842"/>
+          </w:tcPr>
+          <w:p>
+            <w:pPr>
+              <w:jc w:val="center"/>
+              <w:rPr>
+                <w:sz w:val="18"/>
+                <w:szCs w:val="18"/>
+              </w:rPr>
+            </w:pPr>
+          </w:p>
+          <w:p>
+            <w:pPr>
+              <w:jc w:val="center"/>
+            </w:pPr>
+            <w:r>
+              <w:rPr>
+                <w:sz w:val="18"/>
+                <w:szCs w:val="18"/>
+              </w:rPr>
+              <w:fldChar w:fldCharType="begin"/>
+            </w:r>
+            <w:r>
+              <w:rPr>
+                <w:sz w:val="18"/>
+                <w:szCs w:val="18"/>
+              </w:rPr>
+              <w:instrText xml:space="preserve"> MERGEFIELD  AffFooter  \* MERGEFORMAT </w:instrText>
+            </w:r>
+            <w:r>
+              <w:rPr>
+                <w:sz w:val="18"/>
+                <w:szCs w:val="18"/>
+              </w:rPr>
+              <w:fldChar w:fldCharType="separate"/>
+            </w:r>
+            <w:r>
+              <w:rPr>
+                <w:noProof/>
+                <w:sz w:val="18"/>
+                <w:szCs w:val="18"/>
+              </w:rPr>
+              <w:t>«AffFooter»</w:t>
+            </w:r>
+            <w:r>
+              <w:rPr>
+                <w:sz w:val="18"/>
+                <w:szCs w:val="18"/>
+              </w:rPr>
+              <w:fldChar w:fldCharType="end"/>
+            </w:r>
+          </w:p>
+        </w:tc>
+        <w:tc>
+          <w:tcPr>
+            <w:tcW w:w="4420" w:type="dxa"/>
             <w:gridSpan w:val="2"/>
-            <w:shd w:val="clear" w:color="auto" w:fill="000000" w:themeFill="text1"/>
-          </w:tcPr>
-          <w:tbl>
-            <w:tblPr>
-              <w:tblStyle w:val="TableGrid"/>
-              <w:tblW w:w="0" w:type="auto"/>
-              <w:tblBorders>
-                <w:top w:val="none" w:sz="0" w:space="0" w:color="auto"/>
-                <w:left w:val="none" w:sz="0" w:space="0" w:color="auto"/>
-                <w:bottom w:val="none" w:sz="0" w:space="0" w:color="auto"/>
-                <w:right w:val="none" w:sz="0" w:space="0" w:color="auto"/>
-                <w:insideH w:val="none" w:sz="0" w:space="0" w:color="auto"/>
-                <w:insideV w:val="none" w:sz="0" w:space="0" w:color="auto"/>
-              </w:tblBorders>
-              <w:tblLook w:val="04A0" w:firstRow="1" w:lastRow="0" w:firstColumn="1" w:lastColumn="0" w:noHBand="0" w:noVBand="1"/>
-            </w:tblPr>
-            <w:tblGrid>
-              <w:gridCol w:w="8619"/>
-            </w:tblGrid>
-            <w:tr>
-              <w:tc>
-                <w:tcPr>
-                  <w:tcW w:w="8821" w:type="dxa"/>
-                  <w:shd w:val="clear" w:color="auto" w:fill="000000" w:themeFill="text1"/>
-                </w:tcPr>
-                <w:p>
-                  <w:pPr>
-                    <w:rPr>
-                      <w:rFonts w:eastAsia="Times New Roman" w:cs="Times New Roman"/>
-                    </w:rPr>
-                  </w:pPr>
-                </w:p>
-                <w:tbl>
-                  <w:tblPr>
-                    <w:tblStyle w:val="TableGrid"/>
-                    <w:tblW w:w="0" w:type="auto"/>
-                    <w:tblLook w:val="04A0" w:firstRow="1" w:lastRow="0" w:firstColumn="1" w:lastColumn="0" w:noHBand="0" w:noVBand="1"/>
-                  </w:tblPr>
-                  <w:tblGrid>
-                    <w:gridCol w:w="4296"/>
-                    <w:gridCol w:w="4297"/>
-                  </w:tblGrid>
-                  <w:tr>
-                    <w:tc>
-                      <w:tcPr>
-                        <w:tcW w:w="4297" w:type="dxa"/>
-                        <w:tcBorders>
-                          <w:top w:val="single" w:sz="4" w:space="0" w:color="auto"/>
-                          <w:left w:val="single" w:sz="4" w:space="0" w:color="auto"/>
-                          <w:bottom w:val="single" w:sz="4" w:space="0" w:color="auto"/>
-                          <w:right w:val="single" w:sz="4" w:space="0" w:color="auto"/>
-                        </w:tcBorders>
-                      </w:tcPr>
-                      <w:p>
-                        <w:pPr>
-                          <w:jc w:val="center"/>
-                          <w:rPr>
-                            <w:rFonts w:eastAsia="Times New Roman" w:cs="Times New Roman"/>
-                            <w:sz w:val="18"/>
-                            <w:szCs w:val="18"/>
-                          </w:rPr>
-                        </w:pPr>
-                        <w:r>
-                          <w:rPr>
-                            <w:rFonts w:eastAsia="Times New Roman" w:cs="Times New Roman"/>
-                            <w:sz w:val="18"/>
-                            <w:szCs w:val="18"/>
-                          </w:rPr>
-                          <w:fldChar w:fldCharType="begin"/>
-                        </w:r>
-                        <w:r>
-                          <w:rPr>
-                            <w:rFonts w:eastAsia="Times New Roman" w:cs="Times New Roman"/>
-                            <w:sz w:val="18"/>
-                            <w:szCs w:val="18"/>
-                          </w:rPr>
-                          <w:instrText xml:space="preserve"> MERGEFIELD  AffFooter  \* MERGEFORMAT </w:instrText>
-                        </w:r>
-                        <w:r>
-                          <w:rPr>
-                            <w:rFonts w:eastAsia="Times New Roman" w:cs="Times New Roman"/>
-                            <w:sz w:val="18"/>
-                            <w:szCs w:val="18"/>
-                          </w:rPr>
-                          <w:fldChar w:fldCharType="separate"/>
-                        </w:r>
-                        <w:r>
-                          <w:rPr>
-                            <w:rFonts w:eastAsia="Times New Roman" w:cs="Times New Roman"/>
-                            <w:noProof/>
-                            <w:sz w:val="18"/>
-                            <w:szCs w:val="18"/>
-                          </w:rPr>
-                          <w:t>«AffFooter»</w:t>
-                        </w:r>
-                        <w:r>
-                          <w:rPr>
-                            <w:rFonts w:eastAsia="Times New Roman" w:cs="Times New Roman"/>
-                            <w:sz w:val="18"/>
-                            <w:szCs w:val="18"/>
-                          </w:rPr>
-                          <w:fldChar w:fldCharType="end"/>
-                        </w:r>
-                      </w:p>
-                    </w:tc>
-                    <w:tc>
-                      <w:tcPr>
-                        <w:tcW w:w="4298" w:type="dxa"/>
-                        <w:tcBorders>
-                          <w:top w:val="single" w:sz="4" w:space="0" w:color="auto"/>
-                          <w:left w:val="single" w:sz="4" w:space="0" w:color="auto"/>
-                          <w:bottom w:val="single" w:sz="4" w:space="0" w:color="auto"/>
-                          <w:right w:val="single" w:sz="4" w:space="0" w:color="auto"/>
-                        </w:tcBorders>
-                      </w:tcPr>
-                      <w:p>
-                        <w:pPr>
-                          <w:jc w:val="center"/>
-                          <w:rPr>
-                            <w:sz w:val="18"/>
-                            <w:szCs w:val="18"/>
-                          </w:rPr>
-                        </w:pPr>
-                        <w:r>
-                          <w:rPr>
-                            <w:sz w:val="18"/>
-                            <w:szCs w:val="18"/>
-                          </w:rPr>
-                          <w:t>info@ttstrain.com</w:t>
-                        </w:r>
-                      </w:p>
-                      <w:p>
-                        <w:pPr>
-                          <w:jc w:val="center"/>
-                          <w:rPr>
-                            <w:rFonts w:eastAsia="Times New Roman" w:cs="Times New Roman"/>
-                            <w:sz w:val="18"/>
-                            <w:szCs w:val="18"/>
-                          </w:rPr>
-                        </w:pPr>
-                        <w:r>
-                          <w:rPr>
-                            <w:rFonts w:eastAsia="Times New Roman" w:cs="Times New Roman"/>
-                            <w:sz w:val="18"/>
-                            <w:szCs w:val="18"/>
-                          </w:rPr>
-                          <w:t xml:space="preserve">800-831-0678 </w:t>
-                        </w:r>
-                      </w:p>
-                    </w:tc>
-                  </w:tr>
-                  <w:tr>
-                    <w:tc>
-                      <w:tcPr>
-                        <w:tcW w:w="8595" w:type="dxa"/>
-                        <w:gridSpan w:val="2"/>
-                        <w:tcBorders>
-                          <w:top w:val="single" w:sz="4" w:space="0" w:color="auto"/>
-                          <w:left w:val="single" w:sz="4" w:space="0" w:color="auto"/>
-                          <w:bottom w:val="single" w:sz="4" w:space="0" w:color="auto"/>
-                          <w:right w:val="single" w:sz="4" w:space="0" w:color="auto"/>
-                        </w:tcBorders>
-                      </w:tcPr>
-                      <w:p>
-                        <w:pPr>
-                          <w:jc w:val="center"/>
-                          <w:rPr>
-                            <w:rFonts w:eastAsia="Times New Roman" w:cs="Times New Roman"/>
-                            <w:sz w:val="18"/>
-                            <w:szCs w:val="18"/>
-                          </w:rPr>
-                        </w:pPr>
-                        <w:r>
-                          <w:rPr>
-                            <w:rFonts w:eastAsia="Times New Roman" w:cs="Times New Roman"/>
-                            <w:sz w:val="18"/>
-                            <w:szCs w:val="18"/>
-                          </w:rPr>
-                          <w:fldChar w:fldCharType="begin"/>
-                        </w:r>
-                        <w:r>
-                          <w:rPr>
-                            <w:rFonts w:eastAsia="Times New Roman" w:cs="Times New Roman"/>
-                            <w:sz w:val="18"/>
-                            <w:szCs w:val="18"/>
-                          </w:rPr>
-                          <w:instrText xml:space="preserve"> MERGEFIELD  ServiceNote  \* MERGEFORMAT </w:instrText>
-                        </w:r>
-                        <w:r>
-                          <w:rPr>
-                            <w:rFonts w:eastAsia="Times New Roman" w:cs="Times New Roman"/>
-                            <w:sz w:val="18"/>
-                            <w:szCs w:val="18"/>
-                          </w:rPr>
-                          <w:fldChar w:fldCharType="separate"/>
-                        </w:r>
-                        <w:r>
-                          <w:rPr>
-                            <w:rFonts w:eastAsia="Times New Roman" w:cs="Times New Roman"/>
-                            <w:noProof/>
-                            <w:sz w:val="18"/>
-                            <w:szCs w:val="18"/>
-                          </w:rPr>
-                          <w:t>«ServiceNote»</w:t>
-                        </w:r>
-                        <w:r>
-                          <w:rPr>
-                            <w:rFonts w:eastAsia="Times New Roman" w:cs="Times New Roman"/>
-                            <w:sz w:val="18"/>
-                            <w:szCs w:val="18"/>
-                          </w:rPr>
-                          <w:fldChar w:fldCharType="end"/>
-                        </w:r>
-                      </w:p>
-                    </w:tc>
-                  </w:tr>
-                </w:tbl>
-                <w:p>
-                  <w:pPr>
-                    <w:rPr>
-                      <w:rFonts w:eastAsia="Times New Roman" w:cs="Times New Roman"/>
-                    </w:rPr>
-                  </w:pPr>
-                </w:p>
-              </w:tc>
-            </w:tr>
-          </w:tbl>
+            <w:shd w:val="clear" w:color="auto" w:fill="243842"/>
+          </w:tcPr>
+          <w:p>
+            <w:pPr>
+              <w:jc w:val="center"/>
+              <w:rPr>
+                <w:sz w:val="18"/>
+                <w:szCs w:val="18"/>
+              </w:rPr>
+            </w:pPr>
+          </w:p>
+          <w:p>
+            <w:pPr>
+              <w:jc w:val="center"/>
+              <w:rPr>
+                <w:sz w:val="18"/>
+                <w:szCs w:val="18"/>
+              </w:rPr>
+            </w:pPr>
+            <w:r>
+              <w:rPr>
+                <w:sz w:val="18"/>
+                <w:szCs w:val="18"/>
+              </w:rPr>
+              <w:t>info@ttstrain.com</w:t>
+            </w:r>
+          </w:p>
+          <w:p>
+            <w:pPr>
+              <w:jc w:val="center"/>
+              <w:rPr>
+                <w:sz w:val="18"/>
+                <w:szCs w:val="18"/>
+              </w:rPr>
+            </w:pPr>
+            <w:r>
+              <w:rPr>
+                <w:sz w:val="18"/>
+                <w:szCs w:val="18"/>
+              </w:rPr>
+              <w:t>800-831-0678</w:t>
+            </w:r>
+          </w:p>
+          <w:p>
+            <w:pPr>
+              <w:jc w:val="center"/>
+            </w:pPr>
+          </w:p>
+        </w:tc>
+        <w:tc>
+          <w:tcPr>
+            <w:tcW w:w="260" w:type="dxa"/>
+            <w:shd w:val="clear" w:color="auto" w:fill="3E67B1"/>
+          </w:tcPr>
           <w:p/>
         </w:tc>
-        <w:tc>
-          <w:tcPr>
-            <w:tcW w:w="265" w:type="dxa"/>
-            <w:shd w:val="clear" w:color="auto" w:fill="4D677F"/>
-          </w:tcPr>
-          <w:p/>
-        </w:tc>
-        <w:bookmarkStart w:id="4" w:name="_GoBack"/>
-        <w:bookmarkEnd w:id="4"/>
       </w:tr>
       <w:tr>
         <w:tc>
           <w:tcPr>
-            <w:tcW w:w="9351" w:type="dxa"/>
-            <w:gridSpan w:val="4"/>
-            <w:shd w:val="clear" w:color="auto" w:fill="4D677F"/>
+            <w:tcW w:w="260" w:type="dxa"/>
+            <w:shd w:val="clear" w:color="auto" w:fill="3E67B1"/>
+          </w:tcPr>
+          <w:p/>
+        </w:tc>
+        <w:tc>
+          <w:tcPr>
+            <w:tcW w:w="8840" w:type="dxa"/>
+            <w:gridSpan w:val="3"/>
+            <w:shd w:val="clear" w:color="auto" w:fill="86BE48"/>
+          </w:tcPr>
+          <w:p>
+            <w:pPr>
+              <w:jc w:val="center"/>
+              <w:rPr>
+                <w:sz w:val="18"/>
+                <w:szCs w:val="18"/>
+              </w:rPr>
+            </w:pPr>
+            <w:r>
+              <w:rPr>
+                <w:sz w:val="18"/>
+                <w:szCs w:val="18"/>
+              </w:rPr>
+              <w:fldChar w:fldCharType="begin"/>
+            </w:r>
+            <w:r>
+              <w:rPr>
+                <w:sz w:val="18"/>
+                <w:szCs w:val="18"/>
+              </w:rPr>
+              <w:instrText xml:space="preserve"> MERGEFIELD  ServiceNote  \* MERGEFORMAT </w:instrText>
+            </w:r>
+            <w:r>
+              <w:rPr>
+                <w:sz w:val="18"/>
+                <w:szCs w:val="18"/>
+              </w:rPr>
+              <w:fldChar w:fldCharType="separate"/>
+            </w:r>
+            <w:r>
+              <w:rPr>
+                <w:noProof/>
+                <w:sz w:val="18"/>
+                <w:szCs w:val="18"/>
+              </w:rPr>
+              <w:t>«ServiceNote»</w:t>
+            </w:r>
+            <w:r>
+              <w:rPr>
+                <w:sz w:val="18"/>
+                <w:szCs w:val="18"/>
+              </w:rPr>
+              <w:fldChar w:fldCharType="end"/>
+            </w:r>
+          </w:p>
+        </w:tc>
+        <w:tc>
+          <w:tcPr>
+            <w:tcW w:w="260" w:type="dxa"/>
+            <w:shd w:val="clear" w:color="auto" w:fill="3E67B1"/>
+          </w:tcPr>
+          <w:p/>
+        </w:tc>
+      </w:tr>
+      <w:tr>
+        <w:tc>
+          <w:tcPr>
+            <w:tcW w:w="9360" w:type="dxa"/>
+            <w:gridSpan w:val="5"/>
+            <w:shd w:val="clear" w:color="auto" w:fill="3E67B1"/>
           </w:tcPr>
           <w:p/>
         </w:tc>
       </w:tr>
     </w:tbl>
-    <w:p/>
+    <w:p>
+      <w:pPr>
+        <w:rPr>
+          <w:rFonts w:eastAsia="Times New Roman" w:cs="Times New Roman"/>
+        </w:rPr>
+      </w:pPr>
+    </w:p>
+    <w:p>
+      <w:pPr>
+        <w:rPr>
+          <w:rFonts w:eastAsia="Times New Roman" w:cs="Times New Roman"/>
+        </w:rPr>
+      </w:pPr>
+    </w:p>
+    <w:p>
+      <w:pPr>
+        <w:rPr>
+          <w:rFonts w:eastAsia="Times New Roman" w:cs="Times New Roman"/>
+        </w:rPr>
+      </w:pPr>
+    </w:p>
     <w:p/>
     <w:sectPr>
       <w:pgSz w:w="12240" w:h="15840"/>
@@ -1751,7 +1786,7 @@
 </file>
 
 <file path=customXml/itemProps1.xml><?xml version="1.0" encoding="utf-8"?>
-<ds:datastoreItem xmlns:ds="http://schemas.openxmlformats.org/officeDocument/2006/customXml" ds:itemID="{7779101D-5F6A-4DE0-B9E1-B4F0B424BD9F}">
+<ds:datastoreItem xmlns:ds="http://schemas.openxmlformats.org/officeDocument/2006/customXml" ds:itemID="{6A001BFF-8537-406C-992B-77325D46C01C}">
   <ds:schemaRefs>
     <ds:schemaRef ds:uri="http://schemas.openxmlformats.org/officeDocument/2006/bibliography"/>
   </ds:schemaRefs>
